--- a/examples/transf/doc/62-feature-selection-stepwise.docx
+++ b/examples/transf/doc/62-feature-selection-stepwise.docx
@@ -16,7 +16,7 @@
         <w:pStyle w:val="FirstParagraph"/>
       </w:pPr>
       <w:r>
-        <w:t xml:space="preserve">Stepwise search iteratively adds or removes predictors from a generalized linear model according to an information criterion. This example uses forward search for a binary target.</w:t>
+        <w:t xml:space="preserve">Stepwise search iteratively adds or removes predictors from a generalized linear model according to an information criterion. This example uses forward search for a regression target.</w:t>
       </w:r>
     </w:p>
     <w:p>
@@ -102,150 +102,30 @@
       </w:pPr>
       <w:r>
         <w:rPr>
-          <w:rStyle w:val="NormalTok"/>
-        </w:rPr>
-        <w:t xml:space="preserve">iris </w:t>
-      </w:r>
-      <w:r>
-        <w:rPr>
-          <w:rStyle w:val="OtherTok"/>
-        </w:rPr>
-        <w:t xml:space="preserve">&lt;-</w:t>
-      </w:r>
-      <w:r>
-        <w:rPr>
-          <w:rStyle w:val="NormalTok"/>
-        </w:rPr>
-        <w:t xml:space="preserve"> datasets</w:t>
-      </w:r>
-      <w:r>
-        <w:rPr>
-          <w:rStyle w:val="SpecialCharTok"/>
-        </w:rPr>
-        <w:t xml:space="preserve">::</w:t>
-      </w:r>
-      <w:r>
-        <w:rPr>
-          <w:rStyle w:val="NormalTok"/>
-        </w:rPr>
-        <w:t xml:space="preserve">iris</w:t>
-      </w:r>
-      <w:r>
-        <w:br/>
-      </w:r>
-      <w:r>
-        <w:rPr>
-          <w:rStyle w:val="NormalTok"/>
-        </w:rPr>
-        <w:t xml:space="preserve">iris</w:t>
-      </w:r>
-      <w:r>
-        <w:rPr>
-          <w:rStyle w:val="SpecialCharTok"/>
-        </w:rPr>
-        <w:t xml:space="preserve">$</w:t>
-      </w:r>
-      <w:r>
-        <w:rPr>
-          <w:rStyle w:val="NormalTok"/>
-        </w:rPr>
-        <w:t xml:space="preserve">IsVersicolor </w:t>
-      </w:r>
-      <w:r>
-        <w:rPr>
-          <w:rStyle w:val="OtherTok"/>
-        </w:rPr>
-        <w:t xml:space="preserve">&lt;-</w:t>
-      </w:r>
-      <w:r>
-        <w:rPr>
-          <w:rStyle w:val="NormalTok"/>
-        </w:rPr>
-        <w:t xml:space="preserve"> </w:t>
-      </w:r>
-      <w:r>
-        <w:rPr>
           <w:rStyle w:val="FunctionTok"/>
         </w:rPr>
-        <w:t xml:space="preserve">factor</w:t>
-      </w:r>
-      <w:r>
-        <w:rPr>
-          <w:rStyle w:val="NormalTok"/>
-        </w:rPr>
-        <w:t xml:space="preserve">(</w:t>
+        <w:t xml:space="preserve">data</w:t>
+      </w:r>
+      <w:r>
+        <w:rPr>
+          <w:rStyle w:val="NormalTok"/>
+        </w:rPr>
+        <w:t xml:space="preserve">(Boston)</w:t>
+      </w:r>
+      <w:r>
+        <w:br/>
       </w:r>
       <w:r>
         <w:rPr>
           <w:rStyle w:val="FunctionTok"/>
         </w:rPr>
-        <w:t xml:space="preserve">ifelse</w:t>
-      </w:r>
-      <w:r>
-        <w:rPr>
-          <w:rStyle w:val="NormalTok"/>
-        </w:rPr>
-        <w:t xml:space="preserve">(iris</w:t>
-      </w:r>
-      <w:r>
-        <w:rPr>
-          <w:rStyle w:val="SpecialCharTok"/>
-        </w:rPr>
-        <w:t xml:space="preserve">$</w:t>
-      </w:r>
-      <w:r>
-        <w:rPr>
-          <w:rStyle w:val="NormalTok"/>
-        </w:rPr>
-        <w:t xml:space="preserve">Species </w:t>
-      </w:r>
-      <w:r>
-        <w:rPr>
-          <w:rStyle w:val="SpecialCharTok"/>
-        </w:rPr>
-        <w:t xml:space="preserve">==</w:t>
-      </w:r>
-      <w:r>
-        <w:rPr>
-          <w:rStyle w:val="NormalTok"/>
-        </w:rPr>
-        <w:t xml:space="preserve"> </w:t>
-      </w:r>
-      <w:r>
-        <w:rPr>
-          <w:rStyle w:val="StringTok"/>
-        </w:rPr>
-        <w:t xml:space="preserve">"versicolor"</w:t>
-      </w:r>
-      <w:r>
-        <w:rPr>
-          <w:rStyle w:val="NormalTok"/>
-        </w:rPr>
-        <w:t xml:space="preserve">, </w:t>
-      </w:r>
-      <w:r>
-        <w:rPr>
-          <w:rStyle w:val="StringTok"/>
-        </w:rPr>
-        <w:t xml:space="preserve">"yes"</w:t>
-      </w:r>
-      <w:r>
-        <w:rPr>
-          <w:rStyle w:val="NormalTok"/>
-        </w:rPr>
-        <w:t xml:space="preserve">, </w:t>
-      </w:r>
-      <w:r>
-        <w:rPr>
-          <w:rStyle w:val="StringTok"/>
-        </w:rPr>
-        <w:t xml:space="preserve">"no"</w:t>
-      </w:r>
-      <w:r>
-        <w:rPr>
-          <w:rStyle w:val="NormalTok"/>
-        </w:rPr>
-        <w:t xml:space="preserve">))</w:t>
+        <w:t xml:space="preserve">head</w:t>
+      </w:r>
+      <w:r>
+        <w:rPr>
+          <w:rStyle w:val="NormalTok"/>
+        </w:rPr>
+        <w:t xml:space="preserve">(Boston)</w:t>
       </w:r>
     </w:p>
     <w:p>
@@ -254,177 +134,63 @@
       </w:pPr>
       <w:r>
         <w:rPr>
-          <w:rStyle w:val="NormalTok"/>
-        </w:rPr>
-        <w:t xml:space="preserve">fs </w:t>
-      </w:r>
-      <w:r>
-        <w:rPr>
-          <w:rStyle w:val="OtherTok"/>
-        </w:rPr>
-        <w:t xml:space="preserve">&lt;-</w:t>
-      </w:r>
-      <w:r>
-        <w:rPr>
-          <w:rStyle w:val="NormalTok"/>
-        </w:rPr>
-        <w:t xml:space="preserve"> </w:t>
-      </w:r>
-      <w:r>
-        <w:rPr>
-          <w:rStyle w:val="FunctionTok"/>
-        </w:rPr>
-        <w:t xml:space="preserve">feature_selection_stepwise</w:t>
-      </w:r>
-      <w:r>
-        <w:rPr>
-          <w:rStyle w:val="NormalTok"/>
-        </w:rPr>
-        <w:t xml:space="preserve">(</w:t>
-      </w:r>
-      <w:r>
-        <w:br/>
-      </w:r>
-      <w:r>
-        <w:rPr>
-          <w:rStyle w:val="NormalTok"/>
-        </w:rPr>
-        <w:t xml:space="preserve">  </w:t>
-      </w:r>
-      <w:r>
-        <w:rPr>
-          <w:rStyle w:val="StringTok"/>
-        </w:rPr>
-        <w:t xml:space="preserve">"IsVersicolor"</w:t>
-      </w:r>
-      <w:r>
-        <w:rPr>
-          <w:rStyle w:val="NormalTok"/>
-        </w:rPr>
-        <w:t xml:space="preserve">,</w:t>
-      </w:r>
-      <w:r>
-        <w:br/>
-      </w:r>
-      <w:r>
-        <w:rPr>
-          <w:rStyle w:val="NormalTok"/>
-        </w:rPr>
-        <w:t xml:space="preserve">  </w:t>
-      </w:r>
-      <w:r>
-        <w:rPr>
-          <w:rStyle w:val="AttributeTok"/>
-        </w:rPr>
-        <w:t xml:space="preserve">direction =</w:t>
-      </w:r>
-      <w:r>
-        <w:rPr>
-          <w:rStyle w:val="NormalTok"/>
-        </w:rPr>
-        <w:t xml:space="preserve"> </w:t>
-      </w:r>
-      <w:r>
-        <w:rPr>
-          <w:rStyle w:val="StringTok"/>
-        </w:rPr>
-        <w:t xml:space="preserve">"forward"</w:t>
-      </w:r>
-      <w:r>
-        <w:rPr>
-          <w:rStyle w:val="NormalTok"/>
-        </w:rPr>
-        <w:t xml:space="preserve">,</w:t>
-      </w:r>
-      <w:r>
-        <w:br/>
-      </w:r>
-      <w:r>
-        <w:rPr>
-          <w:rStyle w:val="NormalTok"/>
-        </w:rPr>
-        <w:t xml:space="preserve">  </w:t>
-      </w:r>
-      <w:r>
-        <w:rPr>
-          <w:rStyle w:val="AttributeTok"/>
-        </w:rPr>
-        <w:t xml:space="preserve">family =</w:t>
-      </w:r>
-      <w:r>
-        <w:rPr>
-          <w:rStyle w:val="NormalTok"/>
-        </w:rPr>
-        <w:t xml:space="preserve"> stats</w:t>
-      </w:r>
-      <w:r>
-        <w:rPr>
-          <w:rStyle w:val="SpecialCharTok"/>
-        </w:rPr>
-        <w:t xml:space="preserve">::</w:t>
-      </w:r>
-      <w:r>
-        <w:rPr>
-          <w:rStyle w:val="NormalTok"/>
-        </w:rPr>
-        <w:t xml:space="preserve">binomial</w:t>
-      </w:r>
-      <w:r>
-        <w:br/>
-      </w:r>
-      <w:r>
-        <w:rPr>
-          <w:rStyle w:val="NormalTok"/>
-        </w:rPr>
-        <w:t xml:space="preserve">)</w:t>
-      </w:r>
-      <w:r>
-        <w:br/>
-      </w:r>
-      <w:r>
-        <w:rPr>
-          <w:rStyle w:val="FunctionTok"/>
-        </w:rPr>
-        <w:t xml:space="preserve">set_example_seed</w:t>
-      </w:r>
-      <w:r>
-        <w:rPr>
-          <w:rStyle w:val="NormalTok"/>
-        </w:rPr>
-        <w:t xml:space="preserve">()</w:t>
-      </w:r>
-      <w:r>
-        <w:br/>
-      </w:r>
-      <w:r>
-        <w:rPr>
-          <w:rStyle w:val="NormalTok"/>
-        </w:rPr>
-        <w:t xml:space="preserve">fs </w:t>
-      </w:r>
-      <w:r>
-        <w:rPr>
-          <w:rStyle w:val="OtherTok"/>
-        </w:rPr>
-        <w:t xml:space="preserve">&lt;-</w:t>
-      </w:r>
-      <w:r>
-        <w:rPr>
-          <w:rStyle w:val="NormalTok"/>
-        </w:rPr>
-        <w:t xml:space="preserve"> </w:t>
-      </w:r>
-      <w:r>
-        <w:rPr>
-          <w:rStyle w:val="FunctionTok"/>
-        </w:rPr>
-        <w:t xml:space="preserve">fit</w:t>
-      </w:r>
-      <w:r>
-        <w:rPr>
-          <w:rStyle w:val="NormalTok"/>
-        </w:rPr>
-        <w:t xml:space="preserve">(fs, iris)</w:t>
+          <w:rStyle w:val="VerbatimChar"/>
+        </w:rPr>
+        <w:t xml:space="preserve">##      crim zn indus chas   nox    rm  age    dis rad tax ptratio  black lstat medv</w:t>
+      </w:r>
+      <w:r>
+        <w:br/>
+      </w:r>
+      <w:r>
+        <w:rPr>
+          <w:rStyle w:val="VerbatimChar"/>
+        </w:rPr>
+        <w:t xml:space="preserve">## 1 0.00632 18  2.31    0 0.538 6.575 65.2 4.0900   1 296    15.3 396.90  4.98 24.0</w:t>
+      </w:r>
+      <w:r>
+        <w:br/>
+      </w:r>
+      <w:r>
+        <w:rPr>
+          <w:rStyle w:val="VerbatimChar"/>
+        </w:rPr>
+        <w:t xml:space="preserve">## 2 0.02731  0  7.07    0 0.469 6.421 78.9 4.9671   2 242    17.8 396.90  9.14 21.6</w:t>
+      </w:r>
+      <w:r>
+        <w:br/>
+      </w:r>
+      <w:r>
+        <w:rPr>
+          <w:rStyle w:val="VerbatimChar"/>
+        </w:rPr>
+        <w:t xml:space="preserve">## 3 0.02729  0  7.07    0 0.469 7.185 61.1 4.9671   2 242    17.8 392.83  4.03 34.7</w:t>
+      </w:r>
+      <w:r>
+        <w:br/>
+      </w:r>
+      <w:r>
+        <w:rPr>
+          <w:rStyle w:val="VerbatimChar"/>
+        </w:rPr>
+        <w:t xml:space="preserve">## 4 0.03237  0  2.18    0 0.458 6.998 45.8 6.0622   3 222    18.7 394.63  2.94 33.4</w:t>
+      </w:r>
+      <w:r>
+        <w:br/>
+      </w:r>
+      <w:r>
+        <w:rPr>
+          <w:rStyle w:val="VerbatimChar"/>
+        </w:rPr>
+        <w:t xml:space="preserve">## 5 0.06905  0  2.18    0 0.458 7.147 54.2 6.0622   3 222    18.7 396.90  5.33 36.2</w:t>
+      </w:r>
+      <w:r>
+        <w:br/>
+      </w:r>
+      <w:r>
+        <w:rPr>
+          <w:rStyle w:val="VerbatimChar"/>
+        </w:rPr>
+        <w:t xml:space="preserve">## 6 0.02985  0  2.18    0 0.458 6.430 58.7 6.0622   3 222    18.7 394.12  5.21 28.7</w:t>
       </w:r>
     </w:p>
     <w:p>
@@ -433,72 +199,207 @@
       </w:pPr>
       <w:r>
         <w:rPr>
-          <w:rStyle w:val="VerbatimChar"/>
-        </w:rPr>
-        <w:t xml:space="preserve">## Warning: glm.fit: algorithm did not converge</w:t>
-      </w:r>
-      <w:r>
-        <w:br/>
-      </w:r>
-      <w:r>
-        <w:rPr>
-          <w:rStyle w:val="VerbatimChar"/>
-        </w:rPr>
-        <w:t xml:space="preserve">## Warning: glm.fit: algorithm did not converge</w:t>
-      </w:r>
-      <w:r>
-        <w:br/>
-      </w:r>
-      <w:r>
-        <w:rPr>
-          <w:rStyle w:val="VerbatimChar"/>
-        </w:rPr>
-        <w:t xml:space="preserve">## Warning: glm.fit: algorithm did not converge</w:t>
-      </w:r>
-      <w:r>
-        <w:br/>
-      </w:r>
-      <w:r>
-        <w:rPr>
-          <w:rStyle w:val="VerbatimChar"/>
-        </w:rPr>
-        <w:t xml:space="preserve">## Warning: glm.fit: algorithm did not converge</w:t>
-      </w:r>
-      <w:r>
-        <w:br/>
-      </w:r>
-      <w:r>
-        <w:rPr>
-          <w:rStyle w:val="VerbatimChar"/>
-        </w:rPr>
-        <w:t xml:space="preserve">## Warning: glm.fit: algorithm did not converge</w:t>
-      </w:r>
-      <w:r>
-        <w:br/>
-      </w:r>
-      <w:r>
-        <w:rPr>
-          <w:rStyle w:val="VerbatimChar"/>
-        </w:rPr>
-        <w:t xml:space="preserve">## Warning: glm.fit: algorithm did not converge</w:t>
-      </w:r>
-      <w:r>
-        <w:br/>
-      </w:r>
-      <w:r>
-        <w:rPr>
-          <w:rStyle w:val="VerbatimChar"/>
-        </w:rPr>
-        <w:t xml:space="preserve">## Warning: glm.fit: algorithm did not converge</w:t>
-      </w:r>
-      <w:r>
-        <w:br/>
-      </w:r>
-      <w:r>
-        <w:rPr>
-          <w:rStyle w:val="VerbatimChar"/>
-        </w:rPr>
-        <w:t xml:space="preserve">## Warning: glm.fit: algorithm did not converge</w:t>
+          <w:rStyle w:val="NormalTok"/>
+        </w:rPr>
+        <w:t xml:space="preserve">fs </w:t>
+      </w:r>
+      <w:r>
+        <w:rPr>
+          <w:rStyle w:val="OtherTok"/>
+        </w:rPr>
+        <w:t xml:space="preserve">&lt;-</w:t>
+      </w:r>
+      <w:r>
+        <w:rPr>
+          <w:rStyle w:val="NormalTok"/>
+        </w:rPr>
+        <w:t xml:space="preserve"> </w:t>
+      </w:r>
+      <w:r>
+        <w:rPr>
+          <w:rStyle w:val="FunctionTok"/>
+        </w:rPr>
+        <w:t xml:space="preserve">feature_selection_stepwise</w:t>
+      </w:r>
+      <w:r>
+        <w:rPr>
+          <w:rStyle w:val="NormalTok"/>
+        </w:rPr>
+        <w:t xml:space="preserve">(</w:t>
+      </w:r>
+      <w:r>
+        <w:br/>
+      </w:r>
+      <w:r>
+        <w:rPr>
+          <w:rStyle w:val="NormalTok"/>
+        </w:rPr>
+        <w:t xml:space="preserve">  </w:t>
+      </w:r>
+      <w:r>
+        <w:rPr>
+          <w:rStyle w:val="StringTok"/>
+        </w:rPr>
+        <w:t xml:space="preserve">"medv"</w:t>
+      </w:r>
+      <w:r>
+        <w:rPr>
+          <w:rStyle w:val="NormalTok"/>
+        </w:rPr>
+        <w:t xml:space="preserve">,</w:t>
+      </w:r>
+      <w:r>
+        <w:br/>
+      </w:r>
+      <w:r>
+        <w:rPr>
+          <w:rStyle w:val="NormalTok"/>
+        </w:rPr>
+        <w:t xml:space="preserve">  </w:t>
+      </w:r>
+      <w:r>
+        <w:rPr>
+          <w:rStyle w:val="AttributeTok"/>
+        </w:rPr>
+        <w:t xml:space="preserve">direction =</w:t>
+      </w:r>
+      <w:r>
+        <w:rPr>
+          <w:rStyle w:val="NormalTok"/>
+        </w:rPr>
+        <w:t xml:space="preserve"> </w:t>
+      </w:r>
+      <w:r>
+        <w:rPr>
+          <w:rStyle w:val="StringTok"/>
+        </w:rPr>
+        <w:t xml:space="preserve">"forward"</w:t>
+      </w:r>
+      <w:r>
+        <w:rPr>
+          <w:rStyle w:val="NormalTok"/>
+        </w:rPr>
+        <w:t xml:space="preserve">,</w:t>
+      </w:r>
+      <w:r>
+        <w:br/>
+      </w:r>
+      <w:r>
+        <w:rPr>
+          <w:rStyle w:val="NormalTok"/>
+        </w:rPr>
+        <w:t xml:space="preserve">  </w:t>
+      </w:r>
+      <w:r>
+        <w:rPr>
+          <w:rStyle w:val="AttributeTok"/>
+        </w:rPr>
+        <w:t xml:space="preserve">family =</w:t>
+      </w:r>
+      <w:r>
+        <w:rPr>
+          <w:rStyle w:val="NormalTok"/>
+        </w:rPr>
+        <w:t xml:space="preserve"> stats</w:t>
+      </w:r>
+      <w:r>
+        <w:rPr>
+          <w:rStyle w:val="SpecialCharTok"/>
+        </w:rPr>
+        <w:t xml:space="preserve">::</w:t>
+      </w:r>
+      <w:r>
+        <w:rPr>
+          <w:rStyle w:val="NormalTok"/>
+        </w:rPr>
+        <w:t xml:space="preserve">gaussian</w:t>
+      </w:r>
+      <w:r>
+        <w:br/>
+      </w:r>
+      <w:r>
+        <w:rPr>
+          <w:rStyle w:val="NormalTok"/>
+        </w:rPr>
+        <w:t xml:space="preserve">)</w:t>
+      </w:r>
+      <w:r>
+        <w:br/>
+      </w:r>
+      <w:r>
+        <w:rPr>
+          <w:rStyle w:val="FunctionTok"/>
+        </w:rPr>
+        <w:t xml:space="preserve">set_example_seed</w:t>
+      </w:r>
+      <w:r>
+        <w:rPr>
+          <w:rStyle w:val="NormalTok"/>
+        </w:rPr>
+        <w:t xml:space="preserve">()</w:t>
+      </w:r>
+      <w:r>
+        <w:br/>
+      </w:r>
+      <w:r>
+        <w:rPr>
+          <w:rStyle w:val="NormalTok"/>
+        </w:rPr>
+        <w:t xml:space="preserve">fs </w:t>
+      </w:r>
+      <w:r>
+        <w:rPr>
+          <w:rStyle w:val="OtherTok"/>
+        </w:rPr>
+        <w:t xml:space="preserve">&lt;-</w:t>
+      </w:r>
+      <w:r>
+        <w:rPr>
+          <w:rStyle w:val="NormalTok"/>
+        </w:rPr>
+        <w:t xml:space="preserve"> </w:t>
+      </w:r>
+      <w:r>
+        <w:rPr>
+          <w:rStyle w:val="FunctionTok"/>
+        </w:rPr>
+        <w:t xml:space="preserve">fit</w:t>
+      </w:r>
+      <w:r>
+        <w:rPr>
+          <w:rStyle w:val="NormalTok"/>
+        </w:rPr>
+        <w:t xml:space="preserve">(fs, Boston)</w:t>
+      </w:r>
+      <w:r>
+        <w:br/>
+      </w:r>
+      <w:r>
+        <w:br/>
+      </w:r>
+      <w:r>
+        <w:rPr>
+          <w:rStyle w:val="FunctionTok"/>
+        </w:rPr>
+        <w:t xml:space="preserve">print</w:t>
+      </w:r>
+      <w:r>
+        <w:rPr>
+          <w:rStyle w:val="NormalTok"/>
+        </w:rPr>
+        <w:t xml:space="preserve">(fs</w:t>
+      </w:r>
+      <w:r>
+        <w:rPr>
+          <w:rStyle w:val="SpecialCharTok"/>
+        </w:rPr>
+        <w:t xml:space="preserve">$</w:t>
+      </w:r>
+      <w:r>
+        <w:rPr>
+          <w:rStyle w:val="NormalTok"/>
+        </w:rPr>
+        <w:t xml:space="preserve">selected)</w:t>
       </w:r>
     </w:p>
     <w:p>
@@ -507,27 +408,9 @@
       </w:pPr>
       <w:r>
         <w:rPr>
-          <w:rStyle w:val="FunctionTok"/>
-        </w:rPr>
-        <w:t xml:space="preserve">print</w:t>
-      </w:r>
-      <w:r>
-        <w:rPr>
-          <w:rStyle w:val="NormalTok"/>
-        </w:rPr>
-        <w:t xml:space="preserve">(fs</w:t>
-      </w:r>
-      <w:r>
-        <w:rPr>
-          <w:rStyle w:val="SpecialCharTok"/>
-        </w:rPr>
-        <w:t xml:space="preserve">$</w:t>
-      </w:r>
-      <w:r>
-        <w:rPr>
-          <w:rStyle w:val="NormalTok"/>
-        </w:rPr>
-        <w:t xml:space="preserve">selected)</w:t>
+          <w:rStyle w:val="VerbatimChar"/>
+        </w:rPr>
+        <w:t xml:space="preserve">##  [1] "lstat"   "rm"      "ptratio" "dis"     "nox"     "chas"    "black"   "zn"      "crim"    "rad"     "tax"</w:t>
       </w:r>
     </w:p>
     <w:p>
@@ -536,9 +419,27 @@
       </w:pPr>
       <w:r>
         <w:rPr>
-          <w:rStyle w:val="VerbatimChar"/>
-        </w:rPr>
-        <w:t xml:space="preserve">## [1] "Species"</w:t>
+          <w:rStyle w:val="FunctionTok"/>
+        </w:rPr>
+        <w:t xml:space="preserve">print</w:t>
+      </w:r>
+      <w:r>
+        <w:rPr>
+          <w:rStyle w:val="NormalTok"/>
+        </w:rPr>
+        <w:t xml:space="preserve">(fs</w:t>
+      </w:r>
+      <w:r>
+        <w:rPr>
+          <w:rStyle w:val="SpecialCharTok"/>
+        </w:rPr>
+        <w:t xml:space="preserve">$</w:t>
+      </w:r>
+      <w:r>
+        <w:rPr>
+          <w:rStyle w:val="NormalTok"/>
+        </w:rPr>
+        <w:t xml:space="preserve">ranking)</w:t>
       </w:r>
     </w:p>
     <w:p>
@@ -547,27 +448,108 @@
       </w:pPr>
       <w:r>
         <w:rPr>
-          <w:rStyle w:val="FunctionTok"/>
-        </w:rPr>
-        <w:t xml:space="preserve">print</w:t>
-      </w:r>
-      <w:r>
-        <w:rPr>
-          <w:rStyle w:val="NormalTok"/>
-        </w:rPr>
-        <w:t xml:space="preserve">(fs</w:t>
-      </w:r>
-      <w:r>
-        <w:rPr>
-          <w:rStyle w:val="SpecialCharTok"/>
-        </w:rPr>
-        <w:t xml:space="preserve">$</w:t>
-      </w:r>
-      <w:r>
-        <w:rPr>
-          <w:rStyle w:val="NormalTok"/>
-        </w:rPr>
-        <w:t xml:space="preserve">ranking)</w:t>
+          <w:rStyle w:val="VerbatimChar"/>
+        </w:rPr>
+        <w:t xml:space="preserve">##    feature score</w:t>
+      </w:r>
+      <w:r>
+        <w:br/>
+      </w:r>
+      <w:r>
+        <w:rPr>
+          <w:rStyle w:val="VerbatimChar"/>
+        </w:rPr>
+        <w:t xml:space="preserve">## 1    lstat     1</w:t>
+      </w:r>
+      <w:r>
+        <w:br/>
+      </w:r>
+      <w:r>
+        <w:rPr>
+          <w:rStyle w:val="VerbatimChar"/>
+        </w:rPr>
+        <w:t xml:space="preserve">## 2       rm     2</w:t>
+      </w:r>
+      <w:r>
+        <w:br/>
+      </w:r>
+      <w:r>
+        <w:rPr>
+          <w:rStyle w:val="VerbatimChar"/>
+        </w:rPr>
+        <w:t xml:space="preserve">## 3  ptratio     3</w:t>
+      </w:r>
+      <w:r>
+        <w:br/>
+      </w:r>
+      <w:r>
+        <w:rPr>
+          <w:rStyle w:val="VerbatimChar"/>
+        </w:rPr>
+        <w:t xml:space="preserve">## 4      dis     4</w:t>
+      </w:r>
+      <w:r>
+        <w:br/>
+      </w:r>
+      <w:r>
+        <w:rPr>
+          <w:rStyle w:val="VerbatimChar"/>
+        </w:rPr>
+        <w:t xml:space="preserve">## 5      nox     5</w:t>
+      </w:r>
+      <w:r>
+        <w:br/>
+      </w:r>
+      <w:r>
+        <w:rPr>
+          <w:rStyle w:val="VerbatimChar"/>
+        </w:rPr>
+        <w:t xml:space="preserve">## 6     chas     6</w:t>
+      </w:r>
+      <w:r>
+        <w:br/>
+      </w:r>
+      <w:r>
+        <w:rPr>
+          <w:rStyle w:val="VerbatimChar"/>
+        </w:rPr>
+        <w:t xml:space="preserve">## 7    black     7</w:t>
+      </w:r>
+      <w:r>
+        <w:br/>
+      </w:r>
+      <w:r>
+        <w:rPr>
+          <w:rStyle w:val="VerbatimChar"/>
+        </w:rPr>
+        <w:t xml:space="preserve">## 8       zn     8</w:t>
+      </w:r>
+      <w:r>
+        <w:br/>
+      </w:r>
+      <w:r>
+        <w:rPr>
+          <w:rStyle w:val="VerbatimChar"/>
+        </w:rPr>
+        <w:t xml:space="preserve">## 9     crim     9</w:t>
+      </w:r>
+      <w:r>
+        <w:br/>
+      </w:r>
+      <w:r>
+        <w:rPr>
+          <w:rStyle w:val="VerbatimChar"/>
+        </w:rPr>
+        <w:t xml:space="preserve">## 10     rad    10</w:t>
+      </w:r>
+      <w:r>
+        <w:br/>
+      </w:r>
+      <w:r>
+        <w:rPr>
+          <w:rStyle w:val="VerbatimChar"/>
+        </w:rPr>
+        <w:t xml:space="preserve">## 11     tax    11</w:t>
       </w:r>
     </w:p>
     <w:p>
@@ -576,18 +558,48 @@
       </w:pPr>
       <w:r>
         <w:rPr>
-          <w:rStyle w:val="VerbatimChar"/>
-        </w:rPr>
-        <w:t xml:space="preserve">##   feature score</w:t>
-      </w:r>
-      <w:r>
-        <w:br/>
-      </w:r>
-      <w:r>
-        <w:rPr>
-          <w:rStyle w:val="VerbatimChar"/>
-        </w:rPr>
-        <w:t xml:space="preserve">## 1 Species     1</w:t>
+          <w:rStyle w:val="NormalTok"/>
+        </w:rPr>
+        <w:t xml:space="preserve">boston_fs </w:t>
+      </w:r>
+      <w:r>
+        <w:rPr>
+          <w:rStyle w:val="OtherTok"/>
+        </w:rPr>
+        <w:t xml:space="preserve">&lt;-</w:t>
+      </w:r>
+      <w:r>
+        <w:rPr>
+          <w:rStyle w:val="NormalTok"/>
+        </w:rPr>
+        <w:t xml:space="preserve"> </w:t>
+      </w:r>
+      <w:r>
+        <w:rPr>
+          <w:rStyle w:val="FunctionTok"/>
+        </w:rPr>
+        <w:t xml:space="preserve">transform</w:t>
+      </w:r>
+      <w:r>
+        <w:rPr>
+          <w:rStyle w:val="NormalTok"/>
+        </w:rPr>
+        <w:t xml:space="preserve">(fs, Boston)</w:t>
+      </w:r>
+      <w:r>
+        <w:br/>
+      </w:r>
+      <w:r>
+        <w:rPr>
+          <w:rStyle w:val="FunctionTok"/>
+        </w:rPr>
+        <w:t xml:space="preserve">head</w:t>
+      </w:r>
+      <w:r>
+        <w:rPr>
+          <w:rStyle w:val="NormalTok"/>
+        </w:rPr>
+        <w:t xml:space="preserve">(boston_fs)</w:t>
       </w:r>
     </w:p>
     <w:p>
@@ -596,113 +608,63 @@
       </w:pPr>
       <w:r>
         <w:rPr>
-          <w:rStyle w:val="NormalTok"/>
-        </w:rPr>
-        <w:t xml:space="preserve">iris_fs </w:t>
-      </w:r>
-      <w:r>
-        <w:rPr>
-          <w:rStyle w:val="OtherTok"/>
-        </w:rPr>
-        <w:t xml:space="preserve">&lt;-</w:t>
-      </w:r>
-      <w:r>
-        <w:rPr>
-          <w:rStyle w:val="NormalTok"/>
-        </w:rPr>
-        <w:t xml:space="preserve"> </w:t>
-      </w:r>
-      <w:r>
-        <w:rPr>
-          <w:rStyle w:val="FunctionTok"/>
-        </w:rPr>
-        <w:t xml:space="preserve">transform</w:t>
-      </w:r>
-      <w:r>
-        <w:rPr>
-          <w:rStyle w:val="NormalTok"/>
-        </w:rPr>
-        <w:t xml:space="preserve">(fs, iris)</w:t>
-      </w:r>
-      <w:r>
-        <w:br/>
-      </w:r>
-      <w:r>
-        <w:rPr>
-          <w:rStyle w:val="FunctionTok"/>
-        </w:rPr>
-        <w:t xml:space="preserve">head</w:t>
-      </w:r>
-      <w:r>
-        <w:rPr>
-          <w:rStyle w:val="NormalTok"/>
-        </w:rPr>
-        <w:t xml:space="preserve">(iris_fs)</w:t>
-      </w:r>
-    </w:p>
-    <w:p>
-      <w:pPr>
-        <w:pStyle w:val="SourceCode"/>
-      </w:pPr>
-      <w:r>
-        <w:rPr>
-          <w:rStyle w:val="VerbatimChar"/>
-        </w:rPr>
-        <w:t xml:space="preserve">##   IsVersicolor Species</w:t>
-      </w:r>
-      <w:r>
-        <w:br/>
-      </w:r>
-      <w:r>
-        <w:rPr>
-          <w:rStyle w:val="VerbatimChar"/>
-        </w:rPr>
-        <w:t xml:space="preserve">## 1           no  setosa</w:t>
-      </w:r>
-      <w:r>
-        <w:br/>
-      </w:r>
-      <w:r>
-        <w:rPr>
-          <w:rStyle w:val="VerbatimChar"/>
-        </w:rPr>
-        <w:t xml:space="preserve">## 2           no  setosa</w:t>
-      </w:r>
-      <w:r>
-        <w:br/>
-      </w:r>
-      <w:r>
-        <w:rPr>
-          <w:rStyle w:val="VerbatimChar"/>
-        </w:rPr>
-        <w:t xml:space="preserve">## 3           no  setosa</w:t>
-      </w:r>
-      <w:r>
-        <w:br/>
-      </w:r>
-      <w:r>
-        <w:rPr>
-          <w:rStyle w:val="VerbatimChar"/>
-        </w:rPr>
-        <w:t xml:space="preserve">## 4           no  setosa</w:t>
-      </w:r>
-      <w:r>
-        <w:br/>
-      </w:r>
-      <w:r>
-        <w:rPr>
-          <w:rStyle w:val="VerbatimChar"/>
-        </w:rPr>
-        <w:t xml:space="preserve">## 5           no  setosa</w:t>
-      </w:r>
-      <w:r>
-        <w:br/>
-      </w:r>
-      <w:r>
-        <w:rPr>
-          <w:rStyle w:val="VerbatimChar"/>
-        </w:rPr>
-        <w:t xml:space="preserve">## 6           no  setosa</w:t>
+          <w:rStyle w:val="VerbatimChar"/>
+        </w:rPr>
+        <w:t xml:space="preserve">##   medv lstat    rm ptratio    dis   nox chas  black zn    crim rad tax</w:t>
+      </w:r>
+      <w:r>
+        <w:br/>
+      </w:r>
+      <w:r>
+        <w:rPr>
+          <w:rStyle w:val="VerbatimChar"/>
+        </w:rPr>
+        <w:t xml:space="preserve">## 1 24.0  4.98 6.575    15.3 4.0900 0.538    0 396.90 18 0.00632   1 296</w:t>
+      </w:r>
+      <w:r>
+        <w:br/>
+      </w:r>
+      <w:r>
+        <w:rPr>
+          <w:rStyle w:val="VerbatimChar"/>
+        </w:rPr>
+        <w:t xml:space="preserve">## 2 21.6  9.14 6.421    17.8 4.9671 0.469    0 396.90  0 0.02731   2 242</w:t>
+      </w:r>
+      <w:r>
+        <w:br/>
+      </w:r>
+      <w:r>
+        <w:rPr>
+          <w:rStyle w:val="VerbatimChar"/>
+        </w:rPr>
+        <w:t xml:space="preserve">## 3 34.7  4.03 7.185    17.8 4.9671 0.469    0 392.83  0 0.02729   2 242</w:t>
+      </w:r>
+      <w:r>
+        <w:br/>
+      </w:r>
+      <w:r>
+        <w:rPr>
+          <w:rStyle w:val="VerbatimChar"/>
+        </w:rPr>
+        <w:t xml:space="preserve">## 4 33.4  2.94 6.998    18.7 6.0622 0.458    0 394.63  0 0.03237   3 222</w:t>
+      </w:r>
+      <w:r>
+        <w:br/>
+      </w:r>
+      <w:r>
+        <w:rPr>
+          <w:rStyle w:val="VerbatimChar"/>
+        </w:rPr>
+        <w:t xml:space="preserve">## 5 36.2  5.33 7.147    18.7 6.0622 0.458    0 396.90  0 0.06905   3 222</w:t>
+      </w:r>
+      <w:r>
+        <w:br/>
+      </w:r>
+      <w:r>
+        <w:rPr>
+          <w:rStyle w:val="VerbatimChar"/>
+        </w:rPr>
+        <w:t xml:space="preserve">## 6 28.7  5.21 6.430    18.7 6.0622 0.458    0 394.12  0 0.02985   3 222</w:t>
       </w:r>
     </w:p>
     <w:p>
